--- a/storage/templates/normalized-docx/BM-195/BM-195_normalized.docx
+++ b/storage/templates/normalized-docx/BM-195/BM-195_normalized.docx
@@ -948,7 +948,7 @@
                 <w:i/>
                 <w:iCs/>
               </w:rPr>
-              <w:t>{{document.field}}</w:t>
+              <w:t>{{document.fullDocumentCode}}</w:t>
             </w:r>
           </w:p>
         </w:tc>
@@ -1916,7 +1916,7 @@
                 <w:sz w:val="24"/>
                 <w:lang w:val="en-US"/>
               </w:rPr>
-              <w:t>{{document.field}}</w:t>
+              <w:t>{{document.issueDate}}</w:t>
             </w:r>
             <w:r>
               <w:rPr>
